--- a/documents/suazo_wendell_cv_2025_new.docx
+++ b/documents/suazo_wendell_cv_2025_new.docx
@@ -44,19 +44,19 @@
         <w:tblLook w:val="0600"/>
       </w:tblPr>
       <w:tblGrid>
-        <w:gridCol w:w="7215"/>
-        <w:gridCol w:w="3225"/>
+        <w:gridCol w:w="7230"/>
+        <w:gridCol w:w="3210"/>
         <w:tblGridChange w:id="0">
           <w:tblGrid>
-            <w:gridCol w:w="7215"/>
-            <w:gridCol w:w="3225"/>
+            <w:gridCol w:w="7230"/>
+            <w:gridCol w:w="3210"/>
           </w:tblGrid>
         </w:tblGridChange>
       </w:tblGrid>
       <w:tr>
         <w:trPr>
           <w:cantSplit w:val="0"/>
-          <w:trHeight w:val="1721.8652343750002" w:hRule="atLeast"/>
+          <w:trHeight w:val="1673.3129882812502" w:hRule="atLeast"/>
           <w:tblHeader w:val="0"/>
         </w:trPr>
         <w:tc>
@@ -93,7 +93,7 @@
                 <w:szCs w:val="54"/>
               </w:rPr>
             </w:pPr>
-            <w:bookmarkStart w:colFirst="0" w:colLast="0" w:name="_um0qnqv0w7eh" w:id="0"/>
+            <w:bookmarkStart w:colFirst="0" w:colLast="0" w:name="_w88ytp3eoe8x" w:id="0"/>
             <w:bookmarkEnd w:id="0"/>
             <w:r>
               <w:rPr>
@@ -120,12 +120,13 @@
                 <w:rFonts w:ascii="Arial" w:cs="Arial" w:eastAsia="Arial" w:hAnsi="Arial"/>
               </w:rPr>
             </w:pPr>
-            <w:bookmarkStart w:colFirst="0" w:colLast="0" w:name="_hmojkqtblcpd" w:id="1"/>
+            <w:bookmarkStart w:colFirst="0" w:colLast="0" w:name="_q856fy2hoaws" w:id="1"/>
             <w:bookmarkEnd w:id="1"/>
             <w:r>
               <w:rPr>
                 <w:rFonts w:ascii="Arial" w:cs="Arial" w:eastAsia="Arial" w:hAnsi="Arial"/>
                 <w:b w:val="1"/>
+                <w:bCs w:val="1"/>
                 <w:rtl w:val="0"/>
               </w:rPr>
               <w:t xml:space="preserve">SOFTWARE DEVELOPER </w:t>
@@ -217,6 +218,7 @@
               <w:rPr>
                 <w:rFonts w:ascii="Arial" w:cs="Arial" w:eastAsia="Arial" w:hAnsi="Arial"/>
                 <w:b w:val="1"/>
+                <w:bCs w:val="1"/>
                 <w:color w:val="000000"/>
               </w:rPr>
             </w:pPr>
@@ -224,6 +226,7 @@
               <w:rPr>
                 <w:rFonts w:ascii="Arial" w:cs="Arial" w:eastAsia="Arial" w:hAnsi="Arial"/>
                 <w:b w:val="1"/>
+                <w:bCs w:val="1"/>
                 <w:color w:val="000000"/>
                 <w:rtl w:val="0"/>
               </w:rPr>
@@ -244,6 +247,7 @@
               <w:rPr>
                 <w:rFonts w:ascii="Arial" w:cs="Arial" w:eastAsia="Arial" w:hAnsi="Arial"/>
                 <w:b w:val="1"/>
+                <w:bCs w:val="1"/>
                 <w:color w:val="000000"/>
                 <w:sz w:val="16"/>
                 <w:szCs w:val="16"/>
@@ -254,6 +258,7 @@
                 <w:rPr>
                   <w:rFonts w:ascii="Arial" w:cs="Arial" w:eastAsia="Arial" w:hAnsi="Arial"/>
                   <w:b w:val="1"/>
+                  <w:bCs w:val="1"/>
                   <w:color w:val="1155cc"/>
                   <w:sz w:val="16"/>
                   <w:szCs w:val="16"/>
@@ -267,6 +272,7 @@
               <w:rPr>
                 <w:rFonts w:ascii="Arial" w:cs="Arial" w:eastAsia="Arial" w:hAnsi="Arial"/>
                 <w:b w:val="1"/>
+                <w:bCs w:val="1"/>
                 <w:color w:val="000000"/>
                 <w:sz w:val="16"/>
                 <w:szCs w:val="16"/>
@@ -279,6 +285,7 @@
                 <w:rPr>
                   <w:rFonts w:ascii="Arial" w:cs="Arial" w:eastAsia="Arial" w:hAnsi="Arial"/>
                   <w:b w:val="1"/>
+                  <w:bCs w:val="1"/>
                   <w:color w:val="1155cc"/>
                   <w:sz w:val="16"/>
                   <w:szCs w:val="16"/>
@@ -337,7 +344,7 @@
                 <w:szCs w:val="17"/>
               </w:rPr>
             </w:pPr>
-            <w:bookmarkStart w:colFirst="0" w:colLast="0" w:name="_knpma28hb05i" w:id="2"/>
+            <w:bookmarkStart w:colFirst="0" w:colLast="0" w:name="_3itanzrstcjy" w:id="2"/>
             <w:bookmarkEnd w:id="2"/>
             <w:r>
               <w:rPr>
@@ -346,24 +353,8 @@
               </w:rPr>
               <w:t xml:space="preserve">EXPERIENCE</w:t>
               <w:br w:type="textWrapping"/>
-            </w:r>
-            <w:r>
-              <w:rPr>
-                <w:rFonts w:ascii="Arial" w:cs="Arial" w:eastAsia="Arial" w:hAnsi="Arial"/>
-                <w:b w:val="1"/>
-                <w:color w:val="3f6caf"/>
-                <w:sz w:val="17"/>
-                <w:szCs w:val="17"/>
-                <w:rtl w:val="0"/>
-              </w:rPr>
               <w:br w:type="textWrapping"/>
-            </w:r>
-            <w:r>
-              <w:rPr>
-                <w:rFonts w:ascii="Arial" w:cs="Arial" w:eastAsia="Arial" w:hAnsi="Arial"/>
-                <w:rtl w:val="0"/>
-              </w:rPr>
-              <w:t xml:space="preserve">PHP Developer</w:t>
+              <w:t xml:space="preserve">Vue JS  Developer</w:t>
             </w:r>
             <w:r>
               <w:rPr>
@@ -378,12 +369,13 @@
               <w:rPr>
                 <w:rFonts w:ascii="Arial" w:cs="Arial" w:eastAsia="Arial" w:hAnsi="Arial"/>
                 <w:b w:val="0"/>
+                <w:bCs w:val="0"/>
                 <w:color w:val="666666"/>
                 <w:sz w:val="17"/>
                 <w:szCs w:val="17"/>
                 <w:rtl w:val="0"/>
               </w:rPr>
-              <w:t xml:space="preserve">Narrasoft Inc. | April 2025 - Present</w:t>
+              <w:t xml:space="preserve">Narrasoft Inc. | Nov 2025 - Present</w:t>
             </w:r>
             <w:r>
               <w:rPr>
@@ -397,98 +389,25 @@
                 <w:ilvl w:val="0"/>
                 <w:numId w:val="4"/>
               </w:numPr>
-              <w:spacing w:after="0" w:afterAutospacing="0" w:before="240" w:line="240" w:lineRule="auto"/>
+              <w:spacing w:before="240" w:line="240" w:lineRule="auto"/>
               <w:ind w:left="720" w:right="0" w:hanging="360"/>
               <w:rPr>
                 <w:rFonts w:ascii="Arial" w:cs="Arial" w:eastAsia="Arial" w:hAnsi="Arial"/>
-                <w:sz w:val="17"/>
-                <w:szCs w:val="17"/>
-                <w:u w:val="none"/>
-              </w:rPr>
-            </w:pPr>
-            <w:r>
-              <w:rPr>
-                <w:rFonts w:ascii="Arial" w:cs="Arial" w:eastAsia="Arial" w:hAnsi="Arial"/>
-                <w:sz w:val="17"/>
-                <w:szCs w:val="17"/>
-                <w:rtl w:val="0"/>
-              </w:rPr>
-              <w:t xml:space="preserve">Integrated Vertex AI with Optical Character Recognition (OCR) and Large Language Models(LLMs) to process documents.</w:t>
-            </w:r>
-          </w:p>
-          <w:p>
-            <w:pPr>
-              <w:numPr>
-                <w:ilvl w:val="0"/>
-                <w:numId w:val="4"/>
-              </w:numPr>
-              <w:spacing w:after="0" w:afterAutospacing="0" w:before="0" w:beforeAutospacing="0" w:line="240" w:lineRule="auto"/>
-              <w:ind w:left="720" w:right="0" w:hanging="360"/>
-              <w:rPr>
-                <w:rFonts w:ascii="Arial" w:cs="Arial" w:eastAsia="Arial" w:hAnsi="Arial"/>
-                <w:sz w:val="17"/>
-                <w:szCs w:val="17"/>
-                <w:u w:val="none"/>
-              </w:rPr>
-            </w:pPr>
-            <w:r>
-              <w:rPr>
-                <w:rFonts w:ascii="Arial" w:cs="Arial" w:eastAsia="Arial" w:hAnsi="Arial"/>
-                <w:sz w:val="17"/>
-                <w:szCs w:val="17"/>
-                <w:rtl w:val="0"/>
-              </w:rPr>
-              <w:t xml:space="preserve">Enhanced existing Google Document AI integration for improved performance.</w:t>
-            </w:r>
-          </w:p>
-          <w:p>
-            <w:pPr>
-              <w:numPr>
-                <w:ilvl w:val="0"/>
-                <w:numId w:val="4"/>
-              </w:numPr>
-              <w:spacing w:after="0" w:afterAutospacing="0" w:before="0" w:beforeAutospacing="0" w:line="240" w:lineRule="auto"/>
-              <w:ind w:left="720" w:right="0" w:hanging="360"/>
-              <w:rPr>
-                <w:rFonts w:ascii="Arial" w:cs="Arial" w:eastAsia="Arial" w:hAnsi="Arial"/>
-                <w:sz w:val="17"/>
-                <w:szCs w:val="17"/>
-                <w:u w:val="none"/>
-              </w:rPr>
-            </w:pPr>
-            <w:r>
-              <w:rPr>
-                <w:rFonts w:ascii="Arial" w:cs="Arial" w:eastAsia="Arial" w:hAnsi="Arial"/>
-                <w:sz w:val="17"/>
-                <w:szCs w:val="17"/>
-                <w:rtl w:val="0"/>
-              </w:rPr>
-              <w:t xml:space="preserve">Full-stack development for both legacy systems and new feature implementations using DDD principles.</w:t>
-            </w:r>
-          </w:p>
-          <w:p>
-            <w:pPr>
-              <w:numPr>
-                <w:ilvl w:val="0"/>
-                <w:numId w:val="4"/>
-              </w:numPr>
-              <w:spacing w:before="0" w:beforeAutospacing="0" w:line="240" w:lineRule="auto"/>
-              <w:ind w:left="720" w:right="0" w:hanging="360"/>
-              <w:rPr>
-                <w:rFonts w:ascii="Arial" w:cs="Arial" w:eastAsia="Arial" w:hAnsi="Arial"/>
-                <w:sz w:val="17"/>
-                <w:szCs w:val="17"/>
-                <w:u w:val="none"/>
-              </w:rPr>
-            </w:pPr>
-            <w:r>
-              <w:rPr>
-                <w:rFonts w:ascii="Arial" w:cs="Arial" w:eastAsia="Arial" w:hAnsi="Arial"/>
-                <w:sz w:val="17"/>
-                <w:szCs w:val="17"/>
-                <w:rtl w:val="0"/>
-              </w:rPr>
-              <w:t xml:space="preserve">Applied CQRS architecture to separate read and write operations for scalability and maintainability.</w:t>
+                <w:b w:val="0"/>
+                <w:bCs w:val="0"/>
+                <w:color w:val="666666"/>
+                <w:sz w:val="17"/>
+                <w:szCs w:val="17"/>
+              </w:rPr>
+            </w:pPr>
+            <w:r>
+              <w:rPr>
+                <w:rFonts w:ascii="Arial" w:cs="Arial" w:eastAsia="Arial" w:hAnsi="Arial"/>
+                <w:sz w:val="17"/>
+                <w:szCs w:val="17"/>
+                <w:rtl w:val="0"/>
+              </w:rPr>
+              <w:t xml:space="preserve">Developing and maintaining front-end features using Vue.js and TypeScript.</w:t>
             </w:r>
           </w:p>
           <w:p>
@@ -501,18 +420,21 @@
               <w:ind w:left="720" w:right="0" w:hanging="360"/>
               <w:rPr>
                 <w:rFonts w:ascii="Arial" w:cs="Arial" w:eastAsia="Arial" w:hAnsi="Arial"/>
-                <w:sz w:val="17"/>
-                <w:szCs w:val="17"/>
-              </w:rPr>
-            </w:pPr>
-            <w:r>
-              <w:rPr>
-                <w:rFonts w:ascii="Arial" w:cs="Arial" w:eastAsia="Arial" w:hAnsi="Arial"/>
-                <w:sz w:val="17"/>
-                <w:szCs w:val="17"/>
-                <w:rtl w:val="0"/>
-              </w:rPr>
-              <w:t xml:space="preserve">Managed fullstack development for both legacy and new features.</w:t>
+                <w:b w:val="0"/>
+                <w:bCs w:val="0"/>
+                <w:color w:val="666666"/>
+                <w:sz w:val="17"/>
+                <w:szCs w:val="17"/>
+              </w:rPr>
+            </w:pPr>
+            <w:r>
+              <w:rPr>
+                <w:rFonts w:ascii="Arial" w:cs="Arial" w:eastAsia="Arial" w:hAnsi="Arial"/>
+                <w:sz w:val="17"/>
+                <w:szCs w:val="17"/>
+                <w:rtl w:val="0"/>
+              </w:rPr>
+              <w:t xml:space="preserve">Implementing backend logic and authentication using Supabase.</w:t>
             </w:r>
           </w:p>
           <w:p>
@@ -525,18 +447,21 @@
               <w:ind w:left="720" w:right="0" w:hanging="360"/>
               <w:rPr>
                 <w:rFonts w:ascii="Arial" w:cs="Arial" w:eastAsia="Arial" w:hAnsi="Arial"/>
-                <w:sz w:val="17"/>
-                <w:szCs w:val="17"/>
-              </w:rPr>
-            </w:pPr>
-            <w:r>
-              <w:rPr>
-                <w:rFonts w:ascii="Arial" w:cs="Arial" w:eastAsia="Arial" w:hAnsi="Arial"/>
-                <w:sz w:val="17"/>
-                <w:szCs w:val="17"/>
-                <w:rtl w:val="0"/>
-              </w:rPr>
-              <w:t xml:space="preserve">Designed and implemented background cron jobs and schedulers.</w:t>
+                <w:b w:val="0"/>
+                <w:bCs w:val="0"/>
+                <w:color w:val="666666"/>
+                <w:sz w:val="17"/>
+                <w:szCs w:val="17"/>
+              </w:rPr>
+            </w:pPr>
+            <w:r>
+              <w:rPr>
+                <w:rFonts w:ascii="Arial" w:cs="Arial" w:eastAsia="Arial" w:hAnsi="Arial"/>
+                <w:sz w:val="17"/>
+                <w:szCs w:val="17"/>
+                <w:rtl w:val="0"/>
+              </w:rPr>
+              <w:t xml:space="preserve">Working with PostgreSQL for data storage, queries, and performance improvements.</w:t>
             </w:r>
           </w:p>
           <w:p>
@@ -549,18 +474,174 @@
               <w:ind w:left="720" w:right="0" w:hanging="360"/>
               <w:rPr>
                 <w:rFonts w:ascii="Arial" w:cs="Arial" w:eastAsia="Arial" w:hAnsi="Arial"/>
-                <w:sz w:val="17"/>
-                <w:szCs w:val="17"/>
-              </w:rPr>
-            </w:pPr>
-            <w:r>
-              <w:rPr>
-                <w:rFonts w:ascii="Arial" w:cs="Arial" w:eastAsia="Arial" w:hAnsi="Arial"/>
-                <w:sz w:val="17"/>
-                <w:szCs w:val="17"/>
-                <w:rtl w:val="0"/>
-              </w:rPr>
-              <w:t xml:space="preserve">Developed test cases  using PHPUnit.</w:t>
+                <w:b w:val="0"/>
+                <w:bCs w:val="0"/>
+                <w:color w:val="666666"/>
+                <w:sz w:val="17"/>
+                <w:szCs w:val="17"/>
+              </w:rPr>
+            </w:pPr>
+            <w:r>
+              <w:rPr>
+                <w:rFonts w:ascii="Arial" w:cs="Arial" w:eastAsia="Arial" w:hAnsi="Arial"/>
+                <w:sz w:val="17"/>
+                <w:szCs w:val="17"/>
+                <w:rtl w:val="0"/>
+              </w:rPr>
+              <w:t xml:space="preserve">Contributing to both legacy and new system features within the team’s workflow.</w:t>
+            </w:r>
+            <w:r>
+              <w:rPr>
+                <w:rtl w:val="0"/>
+              </w:rPr>
+            </w:r>
+          </w:p>
+          <w:p>
+            <w:pPr>
+              <w:spacing w:before="0" w:line="240" w:lineRule="auto"/>
+              <w:ind w:left="0" w:right="0" w:firstLine="0"/>
+              <w:rPr>
+                <w:rFonts w:ascii="Arial" w:cs="Arial" w:eastAsia="Arial" w:hAnsi="Arial"/>
+              </w:rPr>
+            </w:pPr>
+            <w:r>
+              <w:rPr>
+                <w:rtl w:val="0"/>
+              </w:rPr>
+            </w:r>
+          </w:p>
+          <w:p>
+            <w:pPr>
+              <w:spacing w:before="0" w:line="240" w:lineRule="auto"/>
+              <w:ind w:left="0" w:right="0" w:firstLine="0"/>
+              <w:rPr>
+                <w:rFonts w:ascii="Arial" w:cs="Arial" w:eastAsia="Arial" w:hAnsi="Arial"/>
+                <w:sz w:val="17"/>
+                <w:szCs w:val="17"/>
+              </w:rPr>
+            </w:pPr>
+            <w:r>
+              <w:rPr>
+                <w:rFonts w:ascii="Arial" w:cs="Arial" w:eastAsia="Arial" w:hAnsi="Arial"/>
+                <w:b w:val="1"/>
+                <w:bCs w:val="1"/>
+                <w:color w:val="2079c7"/>
+                <w:rtl w:val="0"/>
+              </w:rPr>
+              <w:t xml:space="preserve">PHP Developer</w:t>
+            </w:r>
+            <w:r>
+              <w:rPr>
+                <w:rFonts w:ascii="Arial" w:cs="Arial" w:eastAsia="Arial" w:hAnsi="Arial"/>
+                <w:sz w:val="17"/>
+                <w:szCs w:val="17"/>
+                <w:rtl w:val="0"/>
+              </w:rPr>
+              <w:br w:type="textWrapping"/>
+            </w:r>
+            <w:r>
+              <w:rPr>
+                <w:rFonts w:ascii="Arial" w:cs="Arial" w:eastAsia="Arial" w:hAnsi="Arial"/>
+                <w:b w:val="0"/>
+                <w:bCs w:val="0"/>
+                <w:color w:val="666666"/>
+                <w:sz w:val="17"/>
+                <w:szCs w:val="17"/>
+                <w:rtl w:val="0"/>
+              </w:rPr>
+              <w:t xml:space="preserve">Narrasoft Inc. | April 2025 - Nov 2025</w:t>
+            </w:r>
+            <w:r>
+              <w:rPr>
+                <w:rtl w:val="0"/>
+              </w:rPr>
+            </w:r>
+          </w:p>
+          <w:p>
+            <w:pPr>
+              <w:numPr>
+                <w:ilvl w:val="0"/>
+                <w:numId w:val="4"/>
+              </w:numPr>
+              <w:spacing w:after="0" w:before="240" w:line="240" w:lineRule="auto"/>
+              <w:ind w:left="720" w:right="0" w:hanging="360"/>
+              <w:rPr>
+                <w:rFonts w:ascii="Arial" w:cs="Arial" w:eastAsia="Arial" w:hAnsi="Arial"/>
+                <w:sz w:val="17"/>
+                <w:szCs w:val="17"/>
+              </w:rPr>
+            </w:pPr>
+            <w:r>
+              <w:rPr>
+                <w:rFonts w:ascii="Arial" w:cs="Arial" w:eastAsia="Arial" w:hAnsi="Arial"/>
+                <w:sz w:val="17"/>
+                <w:szCs w:val="17"/>
+                <w:rtl w:val="0"/>
+              </w:rPr>
+              <w:t xml:space="preserve">Integrated Vertex AI with Optical Character Recognition (OCR) and Large Language Models(LLMs) to process documents.</w:t>
+            </w:r>
+            <w:r>
+              <w:rPr>
+                <w:rtl w:val="0"/>
+              </w:rPr>
+            </w:r>
+          </w:p>
+          <w:p>
+            <w:pPr>
+              <w:numPr>
+                <w:ilvl w:val="0"/>
+                <w:numId w:val="4"/>
+              </w:numPr>
+              <w:spacing w:after="0" w:before="0" w:line="240" w:lineRule="auto"/>
+              <w:ind w:left="720" w:right="0" w:hanging="360"/>
+              <w:rPr>
+                <w:rFonts w:ascii="Arial" w:cs="Arial" w:eastAsia="Arial" w:hAnsi="Arial"/>
+                <w:sz w:val="17"/>
+                <w:szCs w:val="17"/>
+              </w:rPr>
+            </w:pPr>
+            <w:r>
+              <w:rPr>
+                <w:rFonts w:ascii="Arial" w:cs="Arial" w:eastAsia="Arial" w:hAnsi="Arial"/>
+                <w:sz w:val="17"/>
+                <w:szCs w:val="17"/>
+                <w:rtl w:val="0"/>
+              </w:rPr>
+              <w:t xml:space="preserve">Enhanced existing Google Document AI integration for improved performance.</w:t>
+            </w:r>
+            <w:r>
+              <w:rPr>
+                <w:rtl w:val="0"/>
+              </w:rPr>
+            </w:r>
+          </w:p>
+          <w:p>
+            <w:pPr>
+              <w:numPr>
+                <w:ilvl w:val="0"/>
+                <w:numId w:val="4"/>
+              </w:numPr>
+              <w:spacing w:after="0" w:before="0" w:line="240" w:lineRule="auto"/>
+              <w:ind w:left="720" w:right="0" w:hanging="360"/>
+              <w:rPr>
+                <w:rFonts w:ascii="Arial" w:cs="Arial" w:eastAsia="Arial" w:hAnsi="Arial"/>
+                <w:sz w:val="17"/>
+                <w:szCs w:val="17"/>
+              </w:rPr>
+            </w:pPr>
+            <w:r>
+              <w:rPr>
+                <w:rFonts w:ascii="Arial" w:cs="Arial" w:eastAsia="Arial" w:hAnsi="Arial"/>
+                <w:sz w:val="17"/>
+                <w:szCs w:val="17"/>
+                <w:rtl w:val="0"/>
+              </w:rPr>
+              <w:t xml:space="preserve">Full-stack development for both legacy systems and new feature implementations using DDD principles.</w:t>
+            </w:r>
+            <w:r>
+              <w:rPr>
+                <w:rtl w:val="0"/>
+              </w:rPr>
             </w:r>
           </w:p>
           <w:p>
@@ -584,7 +665,293 @@
                 <w:szCs w:val="17"/>
                 <w:rtl w:val="0"/>
               </w:rPr>
+              <w:t xml:space="preserve">Applied CQRS architecture to separate read and write operations for scalability and maintainability.</w:t>
+            </w:r>
+            <w:r>
+              <w:rPr>
+                <w:rtl w:val="0"/>
+              </w:rPr>
+            </w:r>
+          </w:p>
+          <w:p>
+            <w:pPr>
+              <w:numPr>
+                <w:ilvl w:val="0"/>
+                <w:numId w:val="4"/>
+              </w:numPr>
+              <w:spacing w:before="0" w:line="240" w:lineRule="auto"/>
+              <w:ind w:left="720" w:right="0" w:hanging="360"/>
+              <w:rPr>
+                <w:rFonts w:ascii="Arial" w:cs="Arial" w:eastAsia="Arial" w:hAnsi="Arial"/>
+                <w:sz w:val="17"/>
+                <w:szCs w:val="17"/>
+              </w:rPr>
+            </w:pPr>
+            <w:r>
+              <w:rPr>
+                <w:rFonts w:ascii="Arial" w:cs="Arial" w:eastAsia="Arial" w:hAnsi="Arial"/>
+                <w:sz w:val="17"/>
+                <w:szCs w:val="17"/>
+                <w:rtl w:val="0"/>
+              </w:rPr>
+              <w:t xml:space="preserve">Managed fullstack development for both legacy and new features.</w:t>
+            </w:r>
+          </w:p>
+          <w:p>
+            <w:pPr>
+              <w:numPr>
+                <w:ilvl w:val="0"/>
+                <w:numId w:val="4"/>
+              </w:numPr>
+              <w:spacing w:before="0" w:line="240" w:lineRule="auto"/>
+              <w:ind w:left="720" w:right="0" w:hanging="360"/>
+              <w:rPr>
+                <w:rFonts w:ascii="Arial" w:cs="Arial" w:eastAsia="Arial" w:hAnsi="Arial"/>
+                <w:sz w:val="17"/>
+                <w:szCs w:val="17"/>
+              </w:rPr>
+            </w:pPr>
+            <w:r>
+              <w:rPr>
+                <w:rFonts w:ascii="Arial" w:cs="Arial" w:eastAsia="Arial" w:hAnsi="Arial"/>
+                <w:sz w:val="17"/>
+                <w:szCs w:val="17"/>
+                <w:rtl w:val="0"/>
+              </w:rPr>
+              <w:t xml:space="preserve">Designed and implemented background cron jobs and schedulers.</w:t>
+            </w:r>
+          </w:p>
+          <w:p>
+            <w:pPr>
+              <w:numPr>
+                <w:ilvl w:val="0"/>
+                <w:numId w:val="4"/>
+              </w:numPr>
+              <w:spacing w:before="0" w:line="240" w:lineRule="auto"/>
+              <w:ind w:left="720" w:right="0" w:hanging="360"/>
+              <w:rPr>
+                <w:rFonts w:ascii="Arial" w:cs="Arial" w:eastAsia="Arial" w:hAnsi="Arial"/>
+                <w:sz w:val="17"/>
+                <w:szCs w:val="17"/>
+              </w:rPr>
+            </w:pPr>
+            <w:r>
+              <w:rPr>
+                <w:rFonts w:ascii="Arial" w:cs="Arial" w:eastAsia="Arial" w:hAnsi="Arial"/>
+                <w:sz w:val="17"/>
+                <w:szCs w:val="17"/>
+                <w:rtl w:val="0"/>
+              </w:rPr>
+              <w:t xml:space="preserve">Developed test cases  using PHPUnit.</w:t>
+            </w:r>
+          </w:p>
+          <w:p>
+            <w:pPr>
+              <w:numPr>
+                <w:ilvl w:val="0"/>
+                <w:numId w:val="4"/>
+              </w:numPr>
+              <w:spacing w:before="0" w:line="240" w:lineRule="auto"/>
+              <w:ind w:left="720" w:right="0" w:hanging="360"/>
+              <w:rPr>
+                <w:rFonts w:ascii="Arial" w:cs="Arial" w:eastAsia="Arial" w:hAnsi="Arial"/>
+                <w:sz w:val="17"/>
+                <w:szCs w:val="17"/>
+              </w:rPr>
+            </w:pPr>
+            <w:r>
+              <w:rPr>
+                <w:rFonts w:ascii="Arial" w:cs="Arial" w:eastAsia="Arial" w:hAnsi="Arial"/>
+                <w:sz w:val="17"/>
+                <w:szCs w:val="17"/>
+                <w:rtl w:val="0"/>
+              </w:rPr>
               <w:t xml:space="preserve">Optimized complex database queries to support real-time dashboard analytics.</w:t>
+            </w:r>
+          </w:p>
+          <w:p>
+            <w:pPr>
+              <w:spacing w:before="0" w:line="240" w:lineRule="auto"/>
+              <w:ind w:left="0" w:right="0" w:firstLine="0"/>
+              <w:rPr>
+                <w:rFonts w:ascii="Arial" w:cs="Arial" w:eastAsia="Arial" w:hAnsi="Arial"/>
+                <w:sz w:val="17"/>
+                <w:szCs w:val="17"/>
+              </w:rPr>
+            </w:pPr>
+            <w:r>
+              <w:rPr>
+                <w:rtl w:val="0"/>
+              </w:rPr>
+            </w:r>
+          </w:p>
+          <w:p>
+            <w:pPr>
+              <w:spacing w:before="0" w:line="240" w:lineRule="auto"/>
+              <w:ind w:left="0" w:right="0" w:firstLine="0"/>
+              <w:rPr>
+                <w:rFonts w:ascii="Arial" w:cs="Arial" w:eastAsia="Arial" w:hAnsi="Arial"/>
+                <w:sz w:val="17"/>
+                <w:szCs w:val="17"/>
+              </w:rPr>
+            </w:pPr>
+            <w:r>
+              <w:rPr>
+                <w:rFonts w:ascii="Arial" w:cs="Arial" w:eastAsia="Arial" w:hAnsi="Arial"/>
+                <w:b w:val="1"/>
+                <w:bCs w:val="1"/>
+                <w:color w:val="3f6caf"/>
+                <w:sz w:val="17"/>
+                <w:szCs w:val="17"/>
+                <w:rtl w:val="0"/>
+              </w:rPr>
+              <w:t xml:space="preserve">MID PHP Software Developer</w:t>
+            </w:r>
+            <w:r>
+              <w:rPr>
+                <w:rFonts w:ascii="Arial" w:cs="Arial" w:eastAsia="Arial" w:hAnsi="Arial"/>
+                <w:sz w:val="17"/>
+                <w:szCs w:val="17"/>
+                <w:rtl w:val="0"/>
+              </w:rPr>
+              <w:br w:type="textWrapping"/>
+            </w:r>
+            <w:r>
+              <w:rPr>
+                <w:rFonts w:ascii="Arial" w:cs="Arial" w:eastAsia="Arial" w:hAnsi="Arial"/>
+                <w:b w:val="0"/>
+                <w:bCs w:val="0"/>
+                <w:color w:val="666666"/>
+                <w:sz w:val="17"/>
+                <w:szCs w:val="17"/>
+                <w:rtl w:val="0"/>
+              </w:rPr>
+              <w:t xml:space="preserve">VtimeTech Consulting Inc. | July 2023 - April 2025</w:t>
+            </w:r>
+            <w:r>
+              <w:rPr>
+                <w:rtl w:val="0"/>
+              </w:rPr>
+            </w:r>
+          </w:p>
+          <w:p>
+            <w:pPr>
+              <w:numPr>
+                <w:ilvl w:val="0"/>
+                <w:numId w:val="4"/>
+              </w:numPr>
+              <w:spacing w:after="0" w:before="240" w:line="240" w:lineRule="auto"/>
+              <w:ind w:left="720" w:right="0" w:hanging="360"/>
+              <w:rPr>
+                <w:rFonts w:ascii="Arial" w:cs="Arial" w:eastAsia="Arial" w:hAnsi="Arial"/>
+                <w:sz w:val="17"/>
+                <w:szCs w:val="17"/>
+              </w:rPr>
+            </w:pPr>
+            <w:r>
+              <w:rPr>
+                <w:rFonts w:ascii="Arial" w:cs="Arial" w:eastAsia="Arial" w:hAnsi="Arial"/>
+                <w:sz w:val="17"/>
+                <w:szCs w:val="17"/>
+                <w:rtl w:val="0"/>
+              </w:rPr>
+              <w:t xml:space="preserve">Integrated third-party API services and facilitated seamless two-way communication.</w:t>
+            </w:r>
+          </w:p>
+          <w:p>
+            <w:pPr>
+              <w:numPr>
+                <w:ilvl w:val="0"/>
+                <w:numId w:val="4"/>
+              </w:numPr>
+              <w:spacing w:after="0" w:before="0" w:line="240" w:lineRule="auto"/>
+              <w:ind w:left="720" w:right="0" w:hanging="360"/>
+              <w:rPr>
+                <w:rFonts w:ascii="Arial" w:cs="Arial" w:eastAsia="Arial" w:hAnsi="Arial"/>
+                <w:sz w:val="17"/>
+                <w:szCs w:val="17"/>
+              </w:rPr>
+            </w:pPr>
+            <w:r>
+              <w:rPr>
+                <w:rFonts w:ascii="Arial" w:cs="Arial" w:eastAsia="Arial" w:hAnsi="Arial"/>
+                <w:sz w:val="17"/>
+                <w:szCs w:val="17"/>
+                <w:rtl w:val="0"/>
+              </w:rPr>
+              <w:t xml:space="preserve">Managed backend development for both existing and new features.</w:t>
+            </w:r>
+          </w:p>
+          <w:p>
+            <w:pPr>
+              <w:numPr>
+                <w:ilvl w:val="0"/>
+                <w:numId w:val="4"/>
+              </w:numPr>
+              <w:spacing w:after="0" w:before="0" w:line="240" w:lineRule="auto"/>
+              <w:ind w:left="720" w:right="0" w:hanging="360"/>
+              <w:rPr>
+                <w:rFonts w:ascii="Arial" w:cs="Arial" w:eastAsia="Arial" w:hAnsi="Arial"/>
+                <w:sz w:val="17"/>
+                <w:szCs w:val="17"/>
+              </w:rPr>
+            </w:pPr>
+            <w:r>
+              <w:rPr>
+                <w:rFonts w:ascii="Arial" w:cs="Arial" w:eastAsia="Arial" w:hAnsi="Arial"/>
+                <w:sz w:val="17"/>
+                <w:szCs w:val="17"/>
+                <w:rtl w:val="0"/>
+              </w:rPr>
+              <w:t xml:space="preserve">Successfully integrated various third-party products and features, including transfer and seamless wallet functionality.</w:t>
+            </w:r>
+          </w:p>
+          <w:p>
+            <w:pPr>
+              <w:numPr>
+                <w:ilvl w:val="0"/>
+                <w:numId w:val="4"/>
+              </w:numPr>
+              <w:spacing w:after="0" w:before="0" w:line="240" w:lineRule="auto"/>
+              <w:ind w:left="720" w:right="0" w:hanging="360"/>
+              <w:rPr>
+                <w:rFonts w:ascii="Arial" w:cs="Arial" w:eastAsia="Arial" w:hAnsi="Arial"/>
+                <w:sz w:val="17"/>
+                <w:szCs w:val="17"/>
+              </w:rPr>
+            </w:pPr>
+            <w:r>
+              <w:rPr>
+                <w:rFonts w:ascii="Arial" w:cs="Arial" w:eastAsia="Arial" w:hAnsi="Arial"/>
+                <w:sz w:val="17"/>
+                <w:szCs w:val="17"/>
+                <w:rtl w:val="0"/>
+              </w:rPr>
+              <w:t xml:space="preserve">Developed test cases for APIs using PHPUnit and Laravel Dusk.</w:t>
+            </w:r>
+          </w:p>
+          <w:p>
+            <w:pPr>
+              <w:numPr>
+                <w:ilvl w:val="0"/>
+                <w:numId w:val="4"/>
+              </w:numPr>
+              <w:spacing w:after="0" w:before="0" w:line="240" w:lineRule="auto"/>
+              <w:ind w:left="720" w:right="0" w:hanging="360"/>
+              <w:rPr>
+                <w:rFonts w:ascii="Arial" w:cs="Arial" w:eastAsia="Arial" w:hAnsi="Arial"/>
+                <w:sz w:val="17"/>
+                <w:szCs w:val="17"/>
+              </w:rPr>
+            </w:pPr>
+            <w:r>
+              <w:rPr>
+                <w:rFonts w:ascii="Arial" w:cs="Arial" w:eastAsia="Arial" w:hAnsi="Arial"/>
+                <w:sz w:val="17"/>
+                <w:szCs w:val="17"/>
+                <w:rtl w:val="0"/>
+              </w:rPr>
+              <w:t xml:space="preserve">Resolved critical system issues directly in the production environment via live server access.</w:t>
             </w:r>
           </w:p>
           <w:p>
@@ -613,193 +980,12 @@
           </w:p>
           <w:p>
             <w:pPr>
-              <w:pStyle w:val="Heading1"/>
-              <w:rPr>
-                <w:rFonts w:ascii="Arial" w:cs="Arial" w:eastAsia="Arial" w:hAnsi="Arial"/>
-                <w:sz w:val="17"/>
-                <w:szCs w:val="17"/>
-              </w:rPr>
-            </w:pPr>
-            <w:bookmarkStart w:colFirst="0" w:colLast="0" w:name="_u6t5gmiqaf3" w:id="3"/>
-            <w:bookmarkEnd w:id="3"/>
-            <w:r>
-              <w:rPr>
-                <w:rFonts w:ascii="Arial" w:cs="Arial" w:eastAsia="Arial" w:hAnsi="Arial"/>
-                <w:sz w:val="17"/>
-                <w:szCs w:val="17"/>
-                <w:rtl w:val="0"/>
-              </w:rPr>
-              <w:t xml:space="preserve">Mid PHP Software Developer</w:t>
-              <w:br w:type="textWrapping"/>
-            </w:r>
-            <w:r>
-              <w:rPr>
-                <w:rFonts w:ascii="Arial" w:cs="Arial" w:eastAsia="Arial" w:hAnsi="Arial"/>
-                <w:b w:val="0"/>
-                <w:color w:val="666666"/>
-                <w:sz w:val="17"/>
-                <w:szCs w:val="17"/>
-                <w:rtl w:val="0"/>
-              </w:rPr>
-              <w:t xml:space="preserve">VtimeTech Consulting Inc. | July 2023 - April 2025</w:t>
-            </w:r>
-            <w:r>
-              <w:rPr>
-                <w:rtl w:val="0"/>
-              </w:rPr>
-            </w:r>
-          </w:p>
-          <w:p>
-            <w:pPr>
-              <w:numPr>
-                <w:ilvl w:val="0"/>
-                <w:numId w:val="4"/>
-              </w:numPr>
-              <w:spacing w:after="0" w:before="240" w:line="240" w:lineRule="auto"/>
-              <w:ind w:left="720" w:right="0" w:hanging="360"/>
-              <w:rPr>
-                <w:rFonts w:ascii="Arial" w:cs="Arial" w:eastAsia="Arial" w:hAnsi="Arial"/>
-                <w:sz w:val="17"/>
-                <w:szCs w:val="17"/>
-              </w:rPr>
-            </w:pPr>
-            <w:r>
-              <w:rPr>
-                <w:rFonts w:ascii="Arial" w:cs="Arial" w:eastAsia="Arial" w:hAnsi="Arial"/>
-                <w:sz w:val="17"/>
-                <w:szCs w:val="17"/>
-                <w:rtl w:val="0"/>
-              </w:rPr>
-              <w:t xml:space="preserve">Integrated third-party API services and facilitated seamless two-way communication.</w:t>
-            </w:r>
-          </w:p>
-          <w:p>
-            <w:pPr>
-              <w:numPr>
-                <w:ilvl w:val="0"/>
-                <w:numId w:val="4"/>
-              </w:numPr>
-              <w:spacing w:after="0" w:before="0" w:line="240" w:lineRule="auto"/>
-              <w:ind w:left="720" w:right="0" w:hanging="360"/>
-              <w:rPr>
-                <w:rFonts w:ascii="Arial" w:cs="Arial" w:eastAsia="Arial" w:hAnsi="Arial"/>
-                <w:sz w:val="17"/>
-                <w:szCs w:val="17"/>
-              </w:rPr>
-            </w:pPr>
-            <w:r>
-              <w:rPr>
-                <w:rFonts w:ascii="Arial" w:cs="Arial" w:eastAsia="Arial" w:hAnsi="Arial"/>
-                <w:sz w:val="17"/>
-                <w:szCs w:val="17"/>
-                <w:rtl w:val="0"/>
-              </w:rPr>
-              <w:t xml:space="preserve">Managed backend development for both existing and new features.</w:t>
-            </w:r>
-          </w:p>
-          <w:p>
-            <w:pPr>
-              <w:numPr>
-                <w:ilvl w:val="0"/>
-                <w:numId w:val="4"/>
-              </w:numPr>
-              <w:spacing w:after="0" w:before="0" w:line="240" w:lineRule="auto"/>
-              <w:ind w:left="720" w:right="0" w:hanging="360"/>
-              <w:rPr>
-                <w:rFonts w:ascii="Arial" w:cs="Arial" w:eastAsia="Arial" w:hAnsi="Arial"/>
-                <w:sz w:val="17"/>
-                <w:szCs w:val="17"/>
-              </w:rPr>
-            </w:pPr>
-            <w:r>
-              <w:rPr>
-                <w:rFonts w:ascii="Arial" w:cs="Arial" w:eastAsia="Arial" w:hAnsi="Arial"/>
-                <w:sz w:val="17"/>
-                <w:szCs w:val="17"/>
-                <w:rtl w:val="0"/>
-              </w:rPr>
-              <w:t xml:space="preserve">Successfully integrated various third-party products and features, including transfer and seamless wallet functionality.</w:t>
-            </w:r>
-          </w:p>
-          <w:p>
-            <w:pPr>
-              <w:numPr>
-                <w:ilvl w:val="0"/>
-                <w:numId w:val="4"/>
-              </w:numPr>
-              <w:spacing w:after="0" w:before="0" w:line="240" w:lineRule="auto"/>
-              <w:ind w:left="720" w:right="0" w:hanging="360"/>
-              <w:rPr>
-                <w:rFonts w:ascii="Arial" w:cs="Arial" w:eastAsia="Arial" w:hAnsi="Arial"/>
-                <w:sz w:val="17"/>
-                <w:szCs w:val="17"/>
-              </w:rPr>
-            </w:pPr>
-            <w:r>
-              <w:rPr>
-                <w:rFonts w:ascii="Arial" w:cs="Arial" w:eastAsia="Arial" w:hAnsi="Arial"/>
-                <w:sz w:val="17"/>
-                <w:szCs w:val="17"/>
-                <w:rtl w:val="0"/>
-              </w:rPr>
-              <w:t xml:space="preserve">Developed test cases for APIs using PHPUnit and Laravel Dusk.</w:t>
-            </w:r>
-          </w:p>
-          <w:p>
-            <w:pPr>
-              <w:numPr>
-                <w:ilvl w:val="0"/>
-                <w:numId w:val="4"/>
-              </w:numPr>
-              <w:spacing w:after="0" w:before="0" w:line="240" w:lineRule="auto"/>
-              <w:ind w:left="720" w:right="0" w:hanging="360"/>
-              <w:rPr>
-                <w:rFonts w:ascii="Arial" w:cs="Arial" w:eastAsia="Arial" w:hAnsi="Arial"/>
-                <w:sz w:val="17"/>
-                <w:szCs w:val="17"/>
-              </w:rPr>
-            </w:pPr>
-            <w:r>
-              <w:rPr>
-                <w:rFonts w:ascii="Arial" w:cs="Arial" w:eastAsia="Arial" w:hAnsi="Arial"/>
-                <w:sz w:val="17"/>
-                <w:szCs w:val="17"/>
-                <w:rtl w:val="0"/>
-              </w:rPr>
-              <w:t xml:space="preserve">Resolved critical system issues directly in the production environment via live server access.</w:t>
-            </w:r>
-          </w:p>
-          <w:p>
-            <w:pPr>
-              <w:numPr>
-                <w:ilvl w:val="0"/>
-                <w:numId w:val="4"/>
-              </w:numPr>
-              <w:spacing w:after="400" w:before="0" w:line="240" w:lineRule="auto"/>
-              <w:ind w:left="720" w:right="0" w:hanging="360"/>
-              <w:rPr>
-                <w:rFonts w:ascii="Arial" w:cs="Arial" w:eastAsia="Arial" w:hAnsi="Arial"/>
-                <w:sz w:val="17"/>
-                <w:szCs w:val="17"/>
-              </w:rPr>
-            </w:pPr>
-            <w:r>
-              <w:rPr>
-                <w:rFonts w:ascii="Arial" w:cs="Arial" w:eastAsia="Arial" w:hAnsi="Arial"/>
-                <w:sz w:val="17"/>
-                <w:szCs w:val="17"/>
-                <w:rtl w:val="0"/>
-              </w:rPr>
-              <w:t xml:space="preserve">Utilized Docker for streamlined collaboration with the development team.</w:t>
-            </w:r>
-          </w:p>
-          <w:p>
-            <w:pPr>
               <w:spacing w:before="0" w:line="240" w:lineRule="auto"/>
               <w:ind w:right="0"/>
               <w:rPr>
                 <w:rFonts w:ascii="Arial" w:cs="Arial" w:eastAsia="Arial" w:hAnsi="Arial"/>
                 <w:b w:val="1"/>
+                <w:bCs w:val="1"/>
                 <w:color w:val="3f6caf"/>
                 <w:sz w:val="17"/>
                 <w:szCs w:val="17"/>
@@ -809,6 +995,7 @@
               <w:rPr>
                 <w:rFonts w:ascii="Arial" w:cs="Arial" w:eastAsia="Arial" w:hAnsi="Arial"/>
                 <w:b w:val="1"/>
+                <w:bCs w:val="1"/>
                 <w:color w:val="3f6caf"/>
                 <w:sz w:val="17"/>
                 <w:szCs w:val="17"/>
@@ -1012,6 +1199,7 @@
               <w:rPr>
                 <w:rFonts w:ascii="Arial" w:cs="Arial" w:eastAsia="Arial" w:hAnsi="Arial"/>
                 <w:b w:val="1"/>
+                <w:bCs w:val="1"/>
                 <w:color w:val="3f6caf"/>
                 <w:sz w:val="17"/>
                 <w:szCs w:val="17"/>
@@ -1019,8 +1207,28 @@
             </w:pPr>
             <w:r>
               <w:rPr>
-                <w:rFonts w:ascii="Arial" w:cs="Arial" w:eastAsia="Arial" w:hAnsi="Arial"/>
-                <w:b w:val="1"/>
+                <w:rtl w:val="0"/>
+              </w:rPr>
+            </w:r>
+          </w:p>
+          <w:p>
+            <w:pPr>
+              <w:spacing w:before="0" w:line="240" w:lineRule="auto"/>
+              <w:ind w:right="0"/>
+              <w:rPr>
+                <w:rFonts w:ascii="Arial" w:cs="Arial" w:eastAsia="Arial" w:hAnsi="Arial"/>
+                <w:b w:val="1"/>
+                <w:bCs w:val="1"/>
+                <w:color w:val="3f6caf"/>
+                <w:sz w:val="17"/>
+                <w:szCs w:val="17"/>
+              </w:rPr>
+            </w:pPr>
+            <w:r>
+              <w:rPr>
+                <w:rFonts w:ascii="Arial" w:cs="Arial" w:eastAsia="Arial" w:hAnsi="Arial"/>
+                <w:b w:val="1"/>
+                <w:bCs w:val="1"/>
                 <w:color w:val="3f6caf"/>
                 <w:sz w:val="17"/>
                 <w:szCs w:val="17"/>
@@ -1129,6 +1337,7 @@
               <w:rPr>
                 <w:rFonts w:ascii="Arial" w:cs="Arial" w:eastAsia="Arial" w:hAnsi="Arial"/>
                 <w:b w:val="1"/>
+                <w:bCs w:val="1"/>
                 <w:color w:val="3f6caf"/>
                 <w:sz w:val="17"/>
                 <w:szCs w:val="17"/>
@@ -1138,6 +1347,7 @@
               <w:rPr>
                 <w:rFonts w:ascii="Arial" w:cs="Arial" w:eastAsia="Arial" w:hAnsi="Arial"/>
                 <w:b w:val="1"/>
+                <w:bCs w:val="1"/>
                 <w:color w:val="3f6caf"/>
                 <w:sz w:val="17"/>
                 <w:szCs w:val="17"/>
@@ -1153,6 +1363,7 @@
               <w:rPr>
                 <w:rFonts w:ascii="Arial" w:cs="Arial" w:eastAsia="Arial" w:hAnsi="Arial"/>
                 <w:i w:val="1"/>
+                <w:iCs w:val="1"/>
                 <w:sz w:val="17"/>
                 <w:szCs w:val="17"/>
               </w:rPr>
@@ -1251,6 +1462,7 @@
               <w:rPr>
                 <w:rFonts w:ascii="Arial" w:cs="Arial" w:eastAsia="Arial" w:hAnsi="Arial"/>
                 <w:i w:val="1"/>
+                <w:iCs w:val="1"/>
                 <w:sz w:val="17"/>
                 <w:szCs w:val="17"/>
               </w:rPr>
@@ -1272,6 +1484,7 @@
               <w:rPr>
                 <w:rFonts w:ascii="Arial" w:cs="Arial" w:eastAsia="Arial" w:hAnsi="Arial"/>
                 <w:b w:val="1"/>
+                <w:bCs w:val="1"/>
                 <w:color w:val="3f6caf"/>
                 <w:sz w:val="17"/>
                 <w:szCs w:val="17"/>
@@ -1399,6 +1612,7 @@
               <w:rPr>
                 <w:rFonts w:ascii="Arial" w:cs="Arial" w:eastAsia="Arial" w:hAnsi="Arial"/>
                 <w:b w:val="1"/>
+                <w:bCs w:val="1"/>
                 <w:color w:val="3f6caf"/>
                 <w:sz w:val="17"/>
                 <w:szCs w:val="17"/>
@@ -1408,6 +1622,7 @@
               <w:rPr>
                 <w:rFonts w:ascii="Arial" w:cs="Arial" w:eastAsia="Arial" w:hAnsi="Arial"/>
                 <w:b w:val="1"/>
+                <w:bCs w:val="1"/>
                 <w:color w:val="3f6caf"/>
                 <w:sz w:val="17"/>
                 <w:szCs w:val="17"/>
@@ -1496,8 +1711,8 @@
                 <w:color w:val="b7b7b7"/>
               </w:rPr>
             </w:pPr>
-            <w:bookmarkStart w:colFirst="0" w:colLast="0" w:name="_2udfko1uh93g" w:id="4"/>
-            <w:bookmarkEnd w:id="4"/>
+            <w:bookmarkStart w:colFirst="0" w:colLast="0" w:name="_1ss9dt317r7r" w:id="3"/>
+            <w:bookmarkEnd w:id="3"/>
             <w:r>
               <w:rPr>
                 <w:rFonts w:ascii="Arial" w:cs="Arial" w:eastAsia="Arial" w:hAnsi="Arial"/>
@@ -1516,12 +1731,14 @@
               <w:rPr>
                 <w:rFonts w:ascii="Arial" w:cs="Arial" w:eastAsia="Arial" w:hAnsi="Arial"/>
                 <w:i w:val="1"/>
-              </w:rPr>
-            </w:pPr>
-            <w:r>
-              <w:rPr>
-                <w:rFonts w:ascii="Arial" w:cs="Arial" w:eastAsia="Arial" w:hAnsi="Arial"/>
-                <w:b w:val="1"/>
+                <w:iCs w:val="1"/>
+              </w:rPr>
+            </w:pPr>
+            <w:r>
+              <w:rPr>
+                <w:rFonts w:ascii="Arial" w:cs="Arial" w:eastAsia="Arial" w:hAnsi="Arial"/>
+                <w:b w:val="1"/>
+                <w:bCs w:val="1"/>
                 <w:color w:val="000000"/>
                 <w:rtl w:val="0"/>
               </w:rPr>
@@ -1531,6 +1748,7 @@
               <w:rPr>
                 <w:rFonts w:ascii="Arial" w:cs="Arial" w:eastAsia="Arial" w:hAnsi="Arial"/>
                 <w:b w:val="1"/>
+                <w:bCs w:val="1"/>
                 <w:rtl w:val="0"/>
               </w:rPr>
               <w:br w:type="textWrapping"/>
@@ -1554,6 +1772,7 @@
               <w:rPr>
                 <w:rFonts w:ascii="Arial" w:cs="Arial" w:eastAsia="Arial" w:hAnsi="Arial"/>
                 <w:i w:val="1"/>
+                <w:iCs w:val="1"/>
                 <w:rtl w:val="0"/>
               </w:rPr>
               <w:t xml:space="preserve">2018 – 2022</w:t>
@@ -1569,6 +1788,7 @@
               <w:rPr>
                 <w:rFonts w:ascii="Arial" w:cs="Arial" w:eastAsia="Arial" w:hAnsi="Arial"/>
                 <w:b w:val="1"/>
+                <w:bCs w:val="1"/>
                 <w:color w:val="000000"/>
                 <w:rtl w:val="0"/>
               </w:rPr>
@@ -1594,6 +1814,7 @@
               <w:rPr>
                 <w:rFonts w:ascii="Arial" w:cs="Arial" w:eastAsia="Arial" w:hAnsi="Arial"/>
                 <w:i w:val="1"/>
+                <w:iCs w:val="1"/>
                 <w:rtl w:val="0"/>
               </w:rPr>
               <w:t xml:space="preserve">2016 – 2018</w:t>
@@ -1617,6 +1838,7 @@
               <w:rPr>
                 <w:rFonts w:ascii="Arial" w:cs="Arial" w:eastAsia="Arial" w:hAnsi="Arial"/>
                 <w:b w:val="1"/>
+                <w:bCs w:val="1"/>
                 <w:color w:val="000000"/>
                 <w:rtl w:val="0"/>
               </w:rPr>
@@ -1626,6 +1848,7 @@
               <w:rPr>
                 <w:rFonts w:ascii="Arial" w:cs="Arial" w:eastAsia="Arial" w:hAnsi="Arial"/>
                 <w:b w:val="1"/>
+                <w:bCs w:val="1"/>
                 <w:rtl w:val="0"/>
               </w:rPr>
               <w:br w:type="textWrapping"/>
@@ -1634,6 +1857,7 @@
               <w:rPr>
                 <w:rFonts w:ascii="Arial" w:cs="Arial" w:eastAsia="Arial" w:hAnsi="Arial"/>
                 <w:i w:val="1"/>
+                <w:iCs w:val="1"/>
                 <w:rtl w:val="0"/>
               </w:rPr>
               <w:t xml:space="preserve">2012 – 2016</w:t>
@@ -1657,6 +1881,7 @@
               <w:rPr>
                 <w:rFonts w:ascii="Arial" w:cs="Arial" w:eastAsia="Arial" w:hAnsi="Arial"/>
                 <w:b w:val="1"/>
+                <w:bCs w:val="1"/>
                 <w:color w:val="000000"/>
                 <w:rtl w:val="0"/>
               </w:rPr>
@@ -1666,6 +1891,7 @@
               <w:rPr>
                 <w:rFonts w:ascii="Arial" w:cs="Arial" w:eastAsia="Arial" w:hAnsi="Arial"/>
                 <w:b w:val="1"/>
+                <w:bCs w:val="1"/>
                 <w:rtl w:val="0"/>
               </w:rPr>
               <w:br w:type="textWrapping"/>
@@ -1674,6 +1900,7 @@
               <w:rPr>
                 <w:rFonts w:ascii="Arial" w:cs="Arial" w:eastAsia="Arial" w:hAnsi="Arial"/>
                 <w:i w:val="1"/>
+                <w:iCs w:val="1"/>
                 <w:rtl w:val="0"/>
               </w:rPr>
               <w:t xml:space="preserve">2008 – 2012</w:t>
@@ -1697,6 +1924,7 @@
               <w:rPr>
                 <w:rFonts w:ascii="Arial" w:cs="Arial" w:eastAsia="Arial" w:hAnsi="Arial"/>
                 <w:b w:val="1"/>
+                <w:bCs w:val="1"/>
                 <w:color w:val="000000"/>
                 <w:rtl w:val="0"/>
               </w:rPr>
@@ -1706,6 +1934,7 @@
               <w:rPr>
                 <w:rFonts w:ascii="Arial" w:cs="Arial" w:eastAsia="Arial" w:hAnsi="Arial"/>
                 <w:b w:val="1"/>
+                <w:bCs w:val="1"/>
                 <w:rtl w:val="0"/>
               </w:rPr>
               <w:br w:type="textWrapping"/>
@@ -1714,6 +1943,7 @@
               <w:rPr>
                 <w:rFonts w:ascii="Arial" w:cs="Arial" w:eastAsia="Arial" w:hAnsi="Arial"/>
                 <w:i w:val="1"/>
+                <w:iCs w:val="1"/>
                 <w:rtl w:val="0"/>
               </w:rPr>
               <w:t xml:space="preserve">2004 – 2008</w:t>
@@ -1781,8 +2011,8 @@
                 <w:rFonts w:ascii="Arial" w:cs="Arial" w:eastAsia="Arial" w:hAnsi="Arial"/>
               </w:rPr>
             </w:pPr>
-            <w:bookmarkStart w:colFirst="0" w:colLast="0" w:name="_vvefyrs6s1cn" w:id="5"/>
-            <w:bookmarkEnd w:id="5"/>
+            <w:bookmarkStart w:colFirst="0" w:colLast="0" w:name="_kuqif8fwiu4" w:id="4"/>
+            <w:bookmarkEnd w:id="4"/>
             <w:r>
               <w:rPr>
                 <w:rFonts w:ascii="Arial" w:cs="Arial" w:eastAsia="Arial" w:hAnsi="Arial"/>
@@ -1810,12 +2040,14 @@
               <w:rPr>
                 <w:rFonts w:ascii="Arial" w:cs="Arial" w:eastAsia="Arial" w:hAnsi="Arial"/>
                 <w:b w:val="1"/>
-              </w:rPr>
-            </w:pPr>
-            <w:r>
-              <w:rPr>
-                <w:rFonts w:ascii="Arial" w:cs="Arial" w:eastAsia="Arial" w:hAnsi="Arial"/>
-                <w:b w:val="1"/>
+                <w:bCs w:val="1"/>
+              </w:rPr>
+            </w:pPr>
+            <w:r>
+              <w:rPr>
+                <w:rFonts w:ascii="Arial" w:cs="Arial" w:eastAsia="Arial" w:hAnsi="Arial"/>
+                <w:b w:val="1"/>
+                <w:bCs w:val="1"/>
                 <w:rtl w:val="0"/>
               </w:rPr>
               <w:t xml:space="preserve">Software Development</w:t>
@@ -1840,12 +2072,14 @@
               <w:rPr>
                 <w:rFonts w:ascii="Arial" w:cs="Arial" w:eastAsia="Arial" w:hAnsi="Arial"/>
                 <w:b w:val="1"/>
-              </w:rPr>
-            </w:pPr>
-            <w:r>
-              <w:rPr>
-                <w:rFonts w:ascii="Arial" w:cs="Arial" w:eastAsia="Arial" w:hAnsi="Arial"/>
-                <w:b w:val="1"/>
+                <w:bCs w:val="1"/>
+              </w:rPr>
+            </w:pPr>
+            <w:r>
+              <w:rPr>
+                <w:rFonts w:ascii="Arial" w:cs="Arial" w:eastAsia="Arial" w:hAnsi="Arial"/>
+                <w:b w:val="1"/>
+                <w:bCs w:val="1"/>
                 <w:rtl w:val="0"/>
               </w:rPr>
               <w:t xml:space="preserve">PHP, Laravel, Symfony, Codeigniter, Magento2, Livewire, MySQL, GIT, GitHub, Docker</w:t>
@@ -1870,8 +2104,8 @@
                 <w:rFonts w:ascii="Arial" w:cs="Arial" w:eastAsia="Arial" w:hAnsi="Arial"/>
               </w:rPr>
             </w:pPr>
-            <w:bookmarkStart w:colFirst="0" w:colLast="0" w:name="_pzuumm6yuac5" w:id="6"/>
-            <w:bookmarkEnd w:id="6"/>
+            <w:bookmarkStart w:colFirst="0" w:colLast="0" w:name="_ujojrpycjkc1" w:id="5"/>
+            <w:bookmarkEnd w:id="5"/>
             <w:r>
               <w:rPr>
                 <w:rFonts w:ascii="Arial" w:cs="Arial" w:eastAsia="Arial" w:hAnsi="Arial"/>
@@ -1899,12 +2133,14 @@
               <w:rPr>
                 <w:rFonts w:ascii="Arial" w:cs="Arial" w:eastAsia="Arial" w:hAnsi="Arial"/>
                 <w:b w:val="1"/>
-              </w:rPr>
-            </w:pPr>
-            <w:r>
-              <w:rPr>
-                <w:rFonts w:ascii="Arial" w:cs="Arial" w:eastAsia="Arial" w:hAnsi="Arial"/>
-                <w:b w:val="1"/>
+                <w:bCs w:val="1"/>
+              </w:rPr>
+            </w:pPr>
+            <w:r>
+              <w:rPr>
+                <w:rFonts w:ascii="Arial" w:cs="Arial" w:eastAsia="Arial" w:hAnsi="Arial"/>
+                <w:b w:val="1"/>
+                <w:bCs w:val="1"/>
                 <w:color w:val="4a86e8"/>
                 <w:rtl w:val="0"/>
               </w:rPr>
@@ -1914,6 +2150,7 @@
               <w:rPr>
                 <w:rFonts w:ascii="Arial" w:cs="Arial" w:eastAsia="Arial" w:hAnsi="Arial"/>
                 <w:b w:val="1"/>
+                <w:bCs w:val="1"/>
                 <w:rtl w:val="0"/>
               </w:rPr>
               <w:t xml:space="preserve"> </w:t>
@@ -1940,12 +2177,14 @@
               <w:rPr>
                 <w:rFonts w:ascii="Arial" w:cs="Arial" w:eastAsia="Arial" w:hAnsi="Arial"/>
                 <w:b w:val="1"/>
-              </w:rPr>
-            </w:pPr>
-            <w:r>
-              <w:rPr>
-                <w:rFonts w:ascii="Arial" w:cs="Arial" w:eastAsia="Arial" w:hAnsi="Arial"/>
-                <w:b w:val="1"/>
+                <w:bCs w:val="1"/>
+              </w:rPr>
+            </w:pPr>
+            <w:r>
+              <w:rPr>
+                <w:rFonts w:ascii="Arial" w:cs="Arial" w:eastAsia="Arial" w:hAnsi="Arial"/>
+                <w:b w:val="1"/>
+                <w:bCs w:val="1"/>
                 <w:rtl w:val="0"/>
               </w:rPr>
               <w:t xml:space="preserve">October 2019 – March 2022</w:t>
@@ -1970,6 +2209,7 @@
               <w:rPr>
                 <w:rFonts w:ascii="Arial" w:cs="Arial" w:eastAsia="Arial" w:hAnsi="Arial"/>
                 <w:b w:val="1"/>
+                <w:bCs w:val="1"/>
               </w:rPr>
             </w:pPr>
             <w:r>
@@ -1997,12 +2237,14 @@
               <w:rPr>
                 <w:rFonts w:ascii="Arial" w:cs="Arial" w:eastAsia="Arial" w:hAnsi="Arial"/>
                 <w:b w:val="1"/>
-              </w:rPr>
-            </w:pPr>
-            <w:r>
-              <w:rPr>
-                <w:rFonts w:ascii="Arial" w:cs="Arial" w:eastAsia="Arial" w:hAnsi="Arial"/>
-                <w:b w:val="1"/>
+                <w:bCs w:val="1"/>
+              </w:rPr>
+            </w:pPr>
+            <w:r>
+              <w:rPr>
+                <w:rFonts w:ascii="Arial" w:cs="Arial" w:eastAsia="Arial" w:hAnsi="Arial"/>
+                <w:b w:val="1"/>
+                <w:bCs w:val="1"/>
                 <w:color w:val="4a86e8"/>
                 <w:rtl w:val="0"/>
               </w:rPr>
@@ -2012,6 +2254,7 @@
               <w:rPr>
                 <w:rFonts w:ascii="Arial" w:cs="Arial" w:eastAsia="Arial" w:hAnsi="Arial"/>
                 <w:b w:val="1"/>
+                <w:bCs w:val="1"/>
                 <w:rtl w:val="0"/>
               </w:rPr>
               <w:br w:type="textWrapping"/>
@@ -2037,12 +2280,14 @@
               <w:rPr>
                 <w:rFonts w:ascii="Arial" w:cs="Arial" w:eastAsia="Arial" w:hAnsi="Arial"/>
                 <w:b w:val="1"/>
-              </w:rPr>
-            </w:pPr>
-            <w:r>
-              <w:rPr>
-                <w:rFonts w:ascii="Arial" w:cs="Arial" w:eastAsia="Arial" w:hAnsi="Arial"/>
-                <w:b w:val="1"/>
+                <w:bCs w:val="1"/>
+              </w:rPr>
+            </w:pPr>
+            <w:r>
+              <w:rPr>
+                <w:rFonts w:ascii="Arial" w:cs="Arial" w:eastAsia="Arial" w:hAnsi="Arial"/>
+                <w:b w:val="1"/>
+                <w:bCs w:val="1"/>
                 <w:rtl w:val="0"/>
               </w:rPr>
               <w:t xml:space="preserve">March 2016</w:t>
@@ -2067,6 +2312,7 @@
               <w:rPr>
                 <w:rFonts w:ascii="Arial" w:cs="Arial" w:eastAsia="Arial" w:hAnsi="Arial"/>
                 <w:b w:val="1"/>
+                <w:bCs w:val="1"/>
               </w:rPr>
             </w:pPr>
             <w:r>
@@ -2094,12 +2340,14 @@
               <w:rPr>
                 <w:rFonts w:ascii="Arial" w:cs="Arial" w:eastAsia="Arial" w:hAnsi="Arial"/>
                 <w:b w:val="1"/>
-              </w:rPr>
-            </w:pPr>
-            <w:r>
-              <w:rPr>
-                <w:rFonts w:ascii="Arial" w:cs="Arial" w:eastAsia="Arial" w:hAnsi="Arial"/>
-                <w:b w:val="1"/>
+                <w:bCs w:val="1"/>
+              </w:rPr>
+            </w:pPr>
+            <w:r>
+              <w:rPr>
+                <w:rFonts w:ascii="Arial" w:cs="Arial" w:eastAsia="Arial" w:hAnsi="Arial"/>
+                <w:b w:val="1"/>
+                <w:bCs w:val="1"/>
                 <w:color w:val="2079c7"/>
                 <w:rtl w:val="0"/>
               </w:rPr>
@@ -2109,6 +2357,7 @@
               <w:rPr>
                 <w:rFonts w:ascii="Arial" w:cs="Arial" w:eastAsia="Arial" w:hAnsi="Arial"/>
                 <w:b w:val="1"/>
+                <w:bCs w:val="1"/>
                 <w:rtl w:val="0"/>
               </w:rPr>
               <w:t xml:space="preserve">  </w:t>
@@ -2135,12 +2384,14 @@
               <w:rPr>
                 <w:rFonts w:ascii="Arial" w:cs="Arial" w:eastAsia="Arial" w:hAnsi="Arial"/>
                 <w:b w:val="1"/>
-              </w:rPr>
-            </w:pPr>
-            <w:r>
-              <w:rPr>
-                <w:rFonts w:ascii="Arial" w:cs="Arial" w:eastAsia="Arial" w:hAnsi="Arial"/>
-                <w:b w:val="1"/>
+                <w:bCs w:val="1"/>
+              </w:rPr>
+            </w:pPr>
+            <w:r>
+              <w:rPr>
+                <w:rFonts w:ascii="Arial" w:cs="Arial" w:eastAsia="Arial" w:hAnsi="Arial"/>
+                <w:b w:val="1"/>
+                <w:bCs w:val="1"/>
                 <w:rtl w:val="0"/>
               </w:rPr>
               <w:t xml:space="preserve">2009 – 2010</w:t>
@@ -2165,12 +2416,14 @@
               <w:rPr>
                 <w:rFonts w:ascii="Arial" w:cs="Arial" w:eastAsia="Arial" w:hAnsi="Arial"/>
                 <w:b w:val="1"/>
-              </w:rPr>
-            </w:pPr>
-            <w:r>
-              <w:rPr>
-                <w:rFonts w:ascii="Arial" w:cs="Arial" w:eastAsia="Arial" w:hAnsi="Arial"/>
-                <w:b w:val="1"/>
+                <w:bCs w:val="1"/>
+              </w:rPr>
+            </w:pPr>
+            <w:r>
+              <w:rPr>
+                <w:rFonts w:ascii="Arial" w:cs="Arial" w:eastAsia="Arial" w:hAnsi="Arial"/>
+                <w:b w:val="1"/>
+                <w:bCs w:val="1"/>
                 <w:color w:val="2079c7"/>
                 <w:rtl w:val="0"/>
               </w:rPr>
@@ -2180,6 +2433,7 @@
               <w:rPr>
                 <w:rFonts w:ascii="Arial" w:cs="Arial" w:eastAsia="Arial" w:hAnsi="Arial"/>
                 <w:b w:val="1"/>
+                <w:bCs w:val="1"/>
                 <w:rtl w:val="0"/>
               </w:rPr>
               <w:br w:type="textWrapping"/>
@@ -2205,12 +2459,14 @@
               <w:rPr>
                 <w:rFonts w:ascii="Arial" w:cs="Arial" w:eastAsia="Arial" w:hAnsi="Arial"/>
                 <w:b w:val="1"/>
-              </w:rPr>
-            </w:pPr>
-            <w:r>
-              <w:rPr>
-                <w:rFonts w:ascii="Arial" w:cs="Arial" w:eastAsia="Arial" w:hAnsi="Arial"/>
-                <w:b w:val="1"/>
+                <w:bCs w:val="1"/>
+              </w:rPr>
+            </w:pPr>
+            <w:r>
+              <w:rPr>
+                <w:rFonts w:ascii="Arial" w:cs="Arial" w:eastAsia="Arial" w:hAnsi="Arial"/>
+                <w:b w:val="1"/>
+                <w:bCs w:val="1"/>
                 <w:rtl w:val="0"/>
               </w:rPr>
               <w:t xml:space="preserve">2008 – 2010</w:t>
@@ -2235,6 +2491,7 @@
               <w:rPr>
                 <w:rFonts w:ascii="Arial" w:cs="Arial" w:eastAsia="Arial" w:hAnsi="Arial"/>
                 <w:b w:val="1"/>
+                <w:bCs w:val="1"/>
               </w:rPr>
             </w:pPr>
             <w:r>
@@ -2262,12 +2519,14 @@
               <w:rPr>
                 <w:rFonts w:ascii="Arial" w:cs="Arial" w:eastAsia="Arial" w:hAnsi="Arial"/>
                 <w:b w:val="1"/>
-              </w:rPr>
-            </w:pPr>
-            <w:r>
-              <w:rPr>
-                <w:rFonts w:ascii="Arial" w:cs="Arial" w:eastAsia="Arial" w:hAnsi="Arial"/>
-                <w:b w:val="1"/>
+                <w:bCs w:val="1"/>
+              </w:rPr>
+            </w:pPr>
+            <w:r>
+              <w:rPr>
+                <w:rFonts w:ascii="Arial" w:cs="Arial" w:eastAsia="Arial" w:hAnsi="Arial"/>
+                <w:b w:val="1"/>
+                <w:bCs w:val="1"/>
                 <w:color w:val="2079c7"/>
                 <w:rtl w:val="0"/>
               </w:rPr>
@@ -2277,6 +2536,7 @@
               <w:rPr>
                 <w:rFonts w:ascii="Arial" w:cs="Arial" w:eastAsia="Arial" w:hAnsi="Arial"/>
                 <w:b w:val="1"/>
+                <w:bCs w:val="1"/>
                 <w:rtl w:val="0"/>
               </w:rPr>
               <w:t xml:space="preserve"> – San Cristobal Elementary School</w:t>
@@ -2306,6 +2566,7 @@
               <w:rPr>
                 <w:rFonts w:ascii="Arial" w:cs="Arial" w:eastAsia="Arial" w:hAnsi="Arial"/>
                 <w:b w:val="1"/>
+                <w:bCs w:val="1"/>
                 <w:rtl w:val="0"/>
               </w:rPr>
               <w:t xml:space="preserve">2005 – 2007 </w:t>
@@ -3091,6 +3352,7 @@
     <w:rPr>
       <w:rFonts w:ascii="Open Sans" w:cs="Open Sans" w:eastAsia="Open Sans" w:hAnsi="Open Sans"/>
       <w:b w:val="1"/>
+      <w:bCs w:val="1"/>
       <w:color w:val="2079c7"/>
     </w:rPr>
   </w:style>
@@ -3106,6 +3368,7 @@
     </w:pPr>
     <w:rPr>
       <w:b w:val="1"/>
+      <w:bCs w:val="1"/>
       <w:color w:val="000000"/>
       <w:sz w:val="22"/>
       <w:szCs w:val="22"/>
@@ -3176,6 +3439,7 @@
     <w:rPr>
       <w:rFonts w:ascii="Trebuchet MS" w:cs="Trebuchet MS" w:eastAsia="Trebuchet MS" w:hAnsi="Trebuchet MS"/>
       <w:i w:val="1"/>
+      <w:iCs w:val="1"/>
       <w:color w:val="666666"/>
       <w:sz w:val="22"/>
       <w:szCs w:val="22"/>
@@ -3191,6 +3455,7 @@
     </w:pPr>
     <w:rPr>
       <w:b w:val="1"/>
+      <w:bCs w:val="1"/>
       <w:color w:val="000000"/>
       <w:sz w:val="72"/>
       <w:szCs w:val="72"/>
